--- a/Week2_Day2.docx
+++ b/Week2_Day2.docx
@@ -37,6 +37,7 @@
       </w:pPr>
       <w:r>
         <w:rPr>
+          <w:noProof/>
           <w:lang w:val="en-US"/>
         </w:rPr>
         <w:drawing>
@@ -135,6 +136,7 @@
       </w:pPr>
       <w:r>
         <w:rPr>
+          <w:noProof/>
           <w:lang w:val="en-US"/>
         </w:rPr>
         <w:drawing>
@@ -223,6 +225,7 @@
       </w:pPr>
       <w:r>
         <w:rPr>
+          <w:noProof/>
           <w:lang w:val="en-US"/>
         </w:rPr>
         <w:drawing>
@@ -354,6 +357,7 @@
       </w:r>
       <w:r>
         <w:rPr>
+          <w:noProof/>
           <w:lang w:val="en-US"/>
         </w:rPr>
         <w:drawing>
@@ -453,6 +457,7 @@
       </w:pPr>
       <w:r>
         <w:rPr>
+          <w:noProof/>
           <w:lang w:val="en-US"/>
         </w:rPr>
         <w:drawing>
@@ -526,6 +531,7 @@
       </w:pPr>
       <w:r>
         <w:rPr>
+          <w:noProof/>
           <w:lang w:val="en-US"/>
         </w:rPr>
         <w:drawing>
@@ -625,6 +631,7 @@
       </w:pPr>
       <w:r>
         <w:rPr>
+          <w:noProof/>
           <w:lang w:val="en-US"/>
         </w:rPr>
         <w:drawing>
@@ -824,6 +831,7 @@
       </w:pPr>
       <w:r>
         <w:rPr>
+          <w:noProof/>
           <w:lang w:val="en-US"/>
         </w:rPr>
         <w:drawing>
@@ -903,6 +911,7 @@
       </w:pPr>
       <w:r>
         <w:rPr>
+          <w:noProof/>
           <w:lang w:val="en-US"/>
         </w:rPr>
         <w:drawing>
@@ -1052,6 +1061,7 @@
       </w:r>
       <w:r>
         <w:rPr>
+          <w:noProof/>
           <w:lang w:val="en-US"/>
         </w:rPr>
         <w:drawing>
@@ -1091,6 +1101,274 @@
         </w:drawing>
       </w:r>
     </w:p>
+    <w:p>
+      <w:pPr>
+        <w:ind w:left="360"/>
+        <w:rPr>
+          <w:lang w:val="en-US"/>
+        </w:rPr>
+      </w:pPr>
+    </w:p>
+    <w:p>
+      <w:pPr>
+        <w:ind w:left="360"/>
+        <w:rPr>
+          <w:lang w:val="en-US"/>
+        </w:rPr>
+      </w:pPr>
+    </w:p>
+    <w:p>
+      <w:pPr>
+        <w:ind w:left="360"/>
+        <w:rPr>
+          <w:lang w:val="en-US"/>
+        </w:rPr>
+      </w:pPr>
+      <w:r>
+        <w:rPr>
+          <w:lang w:val="en-US"/>
+        </w:rPr>
+        <w:t>Homework Assignment</w:t>
+      </w:r>
+    </w:p>
+    <w:p>
+      <w:pPr>
+        <w:ind w:left="360"/>
+        <w:rPr>
+          <w:lang w:val="en-US"/>
+        </w:rPr>
+      </w:pPr>
+    </w:p>
+    <w:p>
+      <w:pPr>
+        <w:pStyle w:val="ListParagraph"/>
+        <w:numPr>
+          <w:ilvl w:val="0"/>
+          <w:numId w:val="4"/>
+        </w:numPr>
+        <w:rPr>
+          <w:lang w:val="en-US"/>
+        </w:rPr>
+      </w:pPr>
+      <w:r>
+        <w:rPr>
+          <w:lang w:val="en-US"/>
+        </w:rPr>
+        <w:t>Text to audio</w:t>
+      </w:r>
+    </w:p>
+    <w:p>
+      <w:pPr>
+        <w:pStyle w:val="ListParagraph"/>
+        <w:rPr>
+          <w:lang w:val="en-US"/>
+        </w:rPr>
+      </w:pPr>
+    </w:p>
+    <w:p>
+      <w:pPr>
+        <w:pStyle w:val="ListParagraph"/>
+        <w:rPr>
+          <w:lang w:val="en-US"/>
+        </w:rPr>
+      </w:pPr>
+      <w:r>
+        <w:rPr>
+          <w:lang w:val="en-US"/>
+        </w:rPr>
+        <w:drawing>
+          <wp:inline distT="0" distB="0" distL="0" distR="0" wp14:anchorId="0E1A35AC" wp14:editId="61DD54BB">
+            <wp:extent cx="5731510" cy="2724150"/>
+            <wp:effectExtent l="0" t="0" r="2540" b="0"/>
+            <wp:docPr id="1689239179" name="Picture 1"/>
+            <wp:cNvGraphicFramePr>
+              <a:graphicFrameLocks xmlns:a="http://schemas.openxmlformats.org/drawingml/2006/main" noChangeAspect="1"/>
+            </wp:cNvGraphicFramePr>
+            <a:graphic xmlns:a="http://schemas.openxmlformats.org/drawingml/2006/main">
+              <a:graphicData uri="http://schemas.openxmlformats.org/drawingml/2006/picture">
+                <pic:pic xmlns:pic="http://schemas.openxmlformats.org/drawingml/2006/picture">
+                  <pic:nvPicPr>
+                    <pic:cNvPr id="1689239179" name=""/>
+                    <pic:cNvPicPr/>
+                  </pic:nvPicPr>
+                  <pic:blipFill>
+                    <a:blip r:embed="rId15"/>
+                    <a:stretch>
+                      <a:fillRect/>
+                    </a:stretch>
+                  </pic:blipFill>
+                  <pic:spPr>
+                    <a:xfrm>
+                      <a:off x="0" y="0"/>
+                      <a:ext cx="5731510" cy="2724150"/>
+                    </a:xfrm>
+                    <a:prstGeom prst="rect">
+                      <a:avLst/>
+                    </a:prstGeom>
+                  </pic:spPr>
+                </pic:pic>
+              </a:graphicData>
+            </a:graphic>
+          </wp:inline>
+        </w:drawing>
+      </w:r>
+    </w:p>
+    <w:p>
+      <w:pPr>
+        <w:pStyle w:val="ListParagraph"/>
+        <w:rPr>
+          <w:lang w:val="en-US"/>
+        </w:rPr>
+      </w:pPr>
+    </w:p>
+    <w:p>
+      <w:pPr>
+        <w:pStyle w:val="ListParagraph"/>
+        <w:rPr>
+          <w:lang w:val="en-US"/>
+        </w:rPr>
+      </w:pPr>
+    </w:p>
+    <w:p>
+      <w:pPr>
+        <w:pStyle w:val="ListParagraph"/>
+        <w:numPr>
+          <w:ilvl w:val="0"/>
+          <w:numId w:val="4"/>
+        </w:numPr>
+        <w:rPr>
+          <w:lang w:val="en-US"/>
+        </w:rPr>
+      </w:pPr>
+      <w:r>
+        <w:rPr>
+          <w:lang w:val="en-US"/>
+        </w:rPr>
+        <w:lastRenderedPageBreak/>
+        <w:t>Multilingual</w:t>
+      </w:r>
+    </w:p>
+    <w:p>
+      <w:pPr>
+        <w:ind w:left="720"/>
+        <w:rPr>
+          <w:lang w:val="en-US"/>
+        </w:rPr>
+      </w:pPr>
+      <w:r>
+        <w:rPr>
+          <w:lang w:val="en-US"/>
+        </w:rPr>
+        <w:drawing>
+          <wp:inline distT="0" distB="0" distL="0" distR="0" wp14:anchorId="7BA0B261" wp14:editId="40272242">
+            <wp:extent cx="5731510" cy="2790825"/>
+            <wp:effectExtent l="0" t="0" r="2540" b="9525"/>
+            <wp:docPr id="1551181067" name="Picture 1"/>
+            <wp:cNvGraphicFramePr>
+              <a:graphicFrameLocks xmlns:a="http://schemas.openxmlformats.org/drawingml/2006/main" noChangeAspect="1"/>
+            </wp:cNvGraphicFramePr>
+            <a:graphic xmlns:a="http://schemas.openxmlformats.org/drawingml/2006/main">
+              <a:graphicData uri="http://schemas.openxmlformats.org/drawingml/2006/picture">
+                <pic:pic xmlns:pic="http://schemas.openxmlformats.org/drawingml/2006/picture">
+                  <pic:nvPicPr>
+                    <pic:cNvPr id="1551181067" name=""/>
+                    <pic:cNvPicPr/>
+                  </pic:nvPicPr>
+                  <pic:blipFill>
+                    <a:blip r:embed="rId16"/>
+                    <a:stretch>
+                      <a:fillRect/>
+                    </a:stretch>
+                  </pic:blipFill>
+                  <pic:spPr>
+                    <a:xfrm>
+                      <a:off x="0" y="0"/>
+                      <a:ext cx="5731510" cy="2790825"/>
+                    </a:xfrm>
+                    <a:prstGeom prst="rect">
+                      <a:avLst/>
+                    </a:prstGeom>
+                  </pic:spPr>
+                </pic:pic>
+              </a:graphicData>
+            </a:graphic>
+          </wp:inline>
+        </w:drawing>
+      </w:r>
+    </w:p>
+    <w:p>
+      <w:pPr>
+        <w:rPr>
+          <w:lang w:val="en-US"/>
+        </w:rPr>
+      </w:pPr>
+    </w:p>
+    <w:p>
+      <w:pPr>
+        <w:pStyle w:val="ListParagraph"/>
+        <w:numPr>
+          <w:ilvl w:val="0"/>
+          <w:numId w:val="4"/>
+        </w:numPr>
+        <w:rPr>
+          <w:lang w:val="en-US"/>
+        </w:rPr>
+      </w:pPr>
+      <w:r>
+        <w:rPr>
+          <w:lang w:val="en-US"/>
+        </w:rPr>
+        <w:t>Generate API test cases from swagger code</w:t>
+      </w:r>
+    </w:p>
+    <w:p>
+      <w:pPr>
+        <w:ind w:left="720"/>
+        <w:rPr>
+          <w:lang w:val="en-US"/>
+        </w:rPr>
+      </w:pPr>
+      <w:r>
+        <w:rPr>
+          <w:lang w:val="en-US"/>
+        </w:rPr>
+        <w:drawing>
+          <wp:inline distT="0" distB="0" distL="0" distR="0" wp14:anchorId="1EA2A803" wp14:editId="1148D373">
+            <wp:extent cx="5731510" cy="2842895"/>
+            <wp:effectExtent l="0" t="0" r="2540" b="0"/>
+            <wp:docPr id="426745840" name="Picture 1"/>
+            <wp:cNvGraphicFramePr>
+              <a:graphicFrameLocks xmlns:a="http://schemas.openxmlformats.org/drawingml/2006/main" noChangeAspect="1"/>
+            </wp:cNvGraphicFramePr>
+            <a:graphic xmlns:a="http://schemas.openxmlformats.org/drawingml/2006/main">
+              <a:graphicData uri="http://schemas.openxmlformats.org/drawingml/2006/picture">
+                <pic:pic xmlns:pic="http://schemas.openxmlformats.org/drawingml/2006/picture">
+                  <pic:nvPicPr>
+                    <pic:cNvPr id="426745840" name=""/>
+                    <pic:cNvPicPr/>
+                  </pic:nvPicPr>
+                  <pic:blipFill>
+                    <a:blip r:embed="rId17"/>
+                    <a:stretch>
+                      <a:fillRect/>
+                    </a:stretch>
+                  </pic:blipFill>
+                  <pic:spPr>
+                    <a:xfrm>
+                      <a:off x="0" y="0"/>
+                      <a:ext cx="5731510" cy="2842895"/>
+                    </a:xfrm>
+                    <a:prstGeom prst="rect">
+                      <a:avLst/>
+                    </a:prstGeom>
+                  </pic:spPr>
+                </pic:pic>
+              </a:graphicData>
+            </a:graphic>
+          </wp:inline>
+        </w:drawing>
+      </w:r>
+    </w:p>
     <w:sectPr>
       <w:pgSz w:w="11906" w:h="16838"/>
       <w:pgMar w:top="1440" w:right="1440" w:bottom="1440" w:left="1440" w:header="708" w:footer="708" w:gutter="0"/>
@@ -1370,6 +1648,95 @@
       </w:pPr>
     </w:lvl>
   </w:abstractNum>
+  <w:abstractNum w:abstractNumId="3" w15:restartNumberingAfterBreak="0">
+    <w:nsid w:val="5A1E73FD"/>
+    <w:multiLevelType w:val="hybridMultilevel"/>
+    <w:tmpl w:val="B1C8EFA0"/>
+    <w:lvl w:ilvl="0" w:tplc="4009000F">
+      <w:start w:val="1"/>
+      <w:numFmt w:val="decimal"/>
+      <w:lvlText w:val="%1."/>
+      <w:lvlJc w:val="left"/>
+      <w:pPr>
+        <w:ind w:left="720" w:hanging="360"/>
+      </w:pPr>
+      <w:rPr>
+        <w:rFonts w:hint="default"/>
+      </w:rPr>
+    </w:lvl>
+    <w:lvl w:ilvl="1" w:tplc="40090019" w:tentative="1">
+      <w:start w:val="1"/>
+      <w:numFmt w:val="lowerLetter"/>
+      <w:lvlText w:val="%2."/>
+      <w:lvlJc w:val="left"/>
+      <w:pPr>
+        <w:ind w:left="1440" w:hanging="360"/>
+      </w:pPr>
+    </w:lvl>
+    <w:lvl w:ilvl="2" w:tplc="4009001B" w:tentative="1">
+      <w:start w:val="1"/>
+      <w:numFmt w:val="lowerRoman"/>
+      <w:lvlText w:val="%3."/>
+      <w:lvlJc w:val="right"/>
+      <w:pPr>
+        <w:ind w:left="2160" w:hanging="180"/>
+      </w:pPr>
+    </w:lvl>
+    <w:lvl w:ilvl="3" w:tplc="4009000F" w:tentative="1">
+      <w:start w:val="1"/>
+      <w:numFmt w:val="decimal"/>
+      <w:lvlText w:val="%4."/>
+      <w:lvlJc w:val="left"/>
+      <w:pPr>
+        <w:ind w:left="2880" w:hanging="360"/>
+      </w:pPr>
+    </w:lvl>
+    <w:lvl w:ilvl="4" w:tplc="40090019" w:tentative="1">
+      <w:start w:val="1"/>
+      <w:numFmt w:val="lowerLetter"/>
+      <w:lvlText w:val="%5."/>
+      <w:lvlJc w:val="left"/>
+      <w:pPr>
+        <w:ind w:left="3600" w:hanging="360"/>
+      </w:pPr>
+    </w:lvl>
+    <w:lvl w:ilvl="5" w:tplc="4009001B" w:tentative="1">
+      <w:start w:val="1"/>
+      <w:numFmt w:val="lowerRoman"/>
+      <w:lvlText w:val="%6."/>
+      <w:lvlJc w:val="right"/>
+      <w:pPr>
+        <w:ind w:left="4320" w:hanging="180"/>
+      </w:pPr>
+    </w:lvl>
+    <w:lvl w:ilvl="6" w:tplc="4009000F" w:tentative="1">
+      <w:start w:val="1"/>
+      <w:numFmt w:val="decimal"/>
+      <w:lvlText w:val="%7."/>
+      <w:lvlJc w:val="left"/>
+      <w:pPr>
+        <w:ind w:left="5040" w:hanging="360"/>
+      </w:pPr>
+    </w:lvl>
+    <w:lvl w:ilvl="7" w:tplc="40090019" w:tentative="1">
+      <w:start w:val="1"/>
+      <w:numFmt w:val="lowerLetter"/>
+      <w:lvlText w:val="%8."/>
+      <w:lvlJc w:val="left"/>
+      <w:pPr>
+        <w:ind w:left="5760" w:hanging="360"/>
+      </w:pPr>
+    </w:lvl>
+    <w:lvl w:ilvl="8" w:tplc="4009001B" w:tentative="1">
+      <w:start w:val="1"/>
+      <w:numFmt w:val="lowerRoman"/>
+      <w:lvlText w:val="%9."/>
+      <w:lvlJc w:val="right"/>
+      <w:pPr>
+        <w:ind w:left="6480" w:hanging="180"/>
+      </w:pPr>
+    </w:lvl>
+  </w:abstractNum>
   <w:num w:numId="1" w16cid:durableId="42102061">
     <w:abstractNumId w:val="0"/>
   </w:num>
@@ -1378,6 +1745,9 @@
   </w:num>
   <w:num w:numId="3" w16cid:durableId="1534609767">
     <w:abstractNumId w:val="2"/>
+  </w:num>
+  <w:num w:numId="4" w16cid:durableId="990409941">
+    <w:abstractNumId w:val="3"/>
   </w:num>
 </w:numbering>
 </file>
